--- a/08_Arrays/Übungen/Intersect/Intersect.docx
+++ b/08_Arrays/Übungen/Intersect/Intersect.docx
@@ -1,6 +1,6 @@
 
 <file path=word/document.xml><?xml version="1.0" encoding="utf-8"?>
-<w:document xmlns:wpc="http://schemas.microsoft.com/office/word/2010/wordprocessingCanvas" xmlns:mc="http://schemas.openxmlformats.org/markup-compatibility/2006" xmlns:o="urn:schemas-microsoft-com:office:office" xmlns:r="http://schemas.openxmlformats.org/officeDocument/2006/relationships" xmlns:m="http://schemas.openxmlformats.org/officeDocument/2006/math" xmlns:v="urn:schemas-microsoft-com:vml" xmlns:wp14="http://schemas.microsoft.com/office/word/2010/wordprocessingDrawing" xmlns:wp="http://schemas.openxmlformats.org/drawingml/2006/wordprocessingDrawing" xmlns:w10="urn:schemas-microsoft-com:office:word" xmlns:w="http://schemas.openxmlformats.org/wordprocessingml/2006/main" xmlns:w14="http://schemas.microsoft.com/office/word/2010/wordml" xmlns:w15="http://schemas.microsoft.com/office/word/2012/wordml" xmlns:wpg="http://schemas.microsoft.com/office/word/2010/wordprocessingGroup" xmlns:wpi="http://schemas.microsoft.com/office/word/2010/wordprocessingInk" xmlns:wne="http://schemas.microsoft.com/office/word/2006/wordml" xmlns:wps="http://schemas.microsoft.com/office/word/2010/wordprocessingShape" mc:Ignorable="w14 w15 wp14">
+<w:document xmlns:wpc="http://schemas.microsoft.com/office/word/2010/wordprocessingCanvas" xmlns:cx="http://schemas.microsoft.com/office/drawing/2014/chartex" xmlns:cx1="http://schemas.microsoft.com/office/drawing/2015/9/8/chartex" xmlns:cx2="http://schemas.microsoft.com/office/drawing/2015/10/21/chartex" xmlns:cx3="http://schemas.microsoft.com/office/drawing/2016/5/9/chartex" xmlns:cx4="http://schemas.microsoft.com/office/drawing/2016/5/10/chartex" xmlns:cx5="http://schemas.microsoft.com/office/drawing/2016/5/11/chartex" xmlns:cx6="http://schemas.microsoft.com/office/drawing/2016/5/12/chartex" xmlns:cx7="http://schemas.microsoft.com/office/drawing/2016/5/13/chartex" xmlns:cx8="http://schemas.microsoft.com/office/drawing/2016/5/14/chartex" xmlns:mc="http://schemas.openxmlformats.org/markup-compatibility/2006" xmlns:aink="http://schemas.microsoft.com/office/drawing/2016/ink" xmlns:am3d="http://schemas.microsoft.com/office/drawing/2017/model3d" xmlns:o="urn:schemas-microsoft-com:office:office" xmlns:r="http://schemas.openxmlformats.org/officeDocument/2006/relationships" xmlns:m="http://schemas.openxmlformats.org/officeDocument/2006/math" xmlns:v="urn:schemas-microsoft-com:vml" xmlns:wp14="http://schemas.microsoft.com/office/word/2010/wordprocessingDrawing" xmlns:wp="http://schemas.openxmlformats.org/drawingml/2006/wordprocessingDrawing" xmlns:w10="urn:schemas-microsoft-com:office:word" xmlns:w="http://schemas.openxmlformats.org/wordprocessingml/2006/main" xmlns:w14="http://schemas.microsoft.com/office/word/2010/wordml" xmlns:w15="http://schemas.microsoft.com/office/word/2012/wordml" xmlns:w16cex="http://schemas.microsoft.com/office/word/2018/wordml/cex" xmlns:w16cid="http://schemas.microsoft.com/office/word/2016/wordml/cid" xmlns:w16="http://schemas.microsoft.com/office/word/2018/wordml" xmlns:w16sdtdh="http://schemas.microsoft.com/office/word/2020/wordml/sdtdatahash" xmlns:w16se="http://schemas.microsoft.com/office/word/2015/wordml/symex" xmlns:wpg="http://schemas.microsoft.com/office/word/2010/wordprocessingGroup" xmlns:wpi="http://schemas.microsoft.com/office/word/2010/wordprocessingInk" xmlns:wne="http://schemas.microsoft.com/office/word/2006/wordml" xmlns:wps="http://schemas.microsoft.com/office/word/2010/wordprocessingShape" mc:Ignorable="w14 w15 w16se w16cid w16 w16cex w16sdtdh wp14">
   <w:body>
     <w:p>
       <w:pPr>
@@ -72,7 +72,7 @@
     </w:p>
     <w:p>
       <w:r>
-        <w:t>Am Beginn der Methode Main sind zwei int-Arrays definiert, die als Eingabedaten für unser Programm dienen:</w:t>
+        <w:t>Zum Testen der Methode implementieren sie folgendes Hauptprogramm.</w:t>
       </w:r>
     </w:p>
     <w:p>
@@ -84,7 +84,34 @@
         <w:spacing w:before="100" w:beforeAutospacing="1" w:after="100" w:afterAutospacing="1" w:line="240" w:lineRule="auto"/>
       </w:pPr>
       <w:r>
-        <w:t>Normalfall</w:t>
+        <w:t xml:space="preserve">Für den Normalfall ruft das Hauptprogramm die Methode </w:t>
+      </w:r>
+      <w:r>
+        <w:rPr>
+          <w:rFonts w:ascii="Courier New" w:hAnsi="Courier New" w:cs="Courier New"/>
+        </w:rPr>
+        <w:t>Intersect</w:t>
+      </w:r>
+      <w:r>
+        <w:t xml:space="preserve"> mit zwei Arrays auf, die unterschiedliche Mengen darstellen (verwenden sie die Beispiel</w:t>
+      </w:r>
+      <w:r>
+        <w:t>e</w:t>
+      </w:r>
+      <w:r>
+        <w:t xml:space="preserve"> auf der Bildschirmausgabe):</w:t>
+      </w:r>
+      <w:r>
+        <w:br/>
+      </w:r>
+      <w:r>
+        <w:br/>
+      </w:r>
+      <w:r>
+        <w:rPr>
+          <w:color w:val="0070C0"/>
+        </w:rPr>
+        <w:t>Bildschirmausgabe:</w:t>
       </w:r>
     </w:p>
     <w:p>
@@ -93,10 +120,11 @@
         <w:autoSpaceDN w:val="0"/>
         <w:adjustRightInd w:val="0"/>
         <w:spacing w:after="0"/>
+        <w:ind w:left="360"/>
         <w:rPr>
           <w:rFonts w:ascii="Courier New" w:hAnsi="Courier New" w:cs="Courier New"/>
           <w:noProof/>
-          <w:szCs w:val="20"/>
+          <w:sz w:val="22"/>
           <w:lang w:eastAsia="de-AT"/>
         </w:rPr>
       </w:pPr>
@@ -106,28 +134,10 @@
         <w:rPr>
           <w:rFonts w:ascii="Courier New" w:hAnsi="Courier New" w:cs="Courier New"/>
           <w:noProof/>
-          <w:szCs w:val="20"/>
+          <w:sz w:val="22"/>
           <w:lang w:eastAsia="de-AT"/>
         </w:rPr>
-        <w:t xml:space="preserve">            </w:t>
-      </w:r>
-      <w:r>
-        <w:rPr>
-          <w:rFonts w:ascii="Courier New" w:hAnsi="Courier New" w:cs="Courier New"/>
-          <w:noProof/>
-          <w:szCs w:val="20"/>
-          <w:lang w:eastAsia="de-AT"/>
-        </w:rPr>
-        <w:t>int</w:t>
-      </w:r>
-      <w:r>
-        <w:rPr>
-          <w:rFonts w:ascii="Courier New" w:hAnsi="Courier New" w:cs="Courier New"/>
-          <w:noProof/>
-          <w:szCs w:val="20"/>
-          <w:lang w:eastAsia="de-AT"/>
-        </w:rPr>
-        <w:t>[] numbersA = { 1, 3, 5, 7, 9 };</w:t>
+        <w:t>Feld A: 1 1 3 5 7 9 1 3</w:t>
       </w:r>
     </w:p>
     <w:p>
@@ -136,10 +146,11 @@
         <w:autoSpaceDN w:val="0"/>
         <w:adjustRightInd w:val="0"/>
         <w:spacing w:after="0"/>
+        <w:ind w:left="360"/>
         <w:rPr>
           <w:rFonts w:ascii="Courier New" w:hAnsi="Courier New" w:cs="Courier New"/>
           <w:noProof/>
-          <w:szCs w:val="20"/>
+          <w:sz w:val="22"/>
           <w:lang w:eastAsia="de-AT"/>
         </w:rPr>
       </w:pPr>
@@ -147,91 +158,62 @@
         <w:rPr>
           <w:rFonts w:ascii="Courier New" w:hAnsi="Courier New" w:cs="Courier New"/>
           <w:noProof/>
-          <w:szCs w:val="20"/>
+          <w:sz w:val="22"/>
           <w:lang w:eastAsia="de-AT"/>
         </w:rPr>
-        <w:t xml:space="preserve">            </w:t>
-      </w:r>
-      <w:r>
+        <w:t>Feld B: 0 1 2 3</w:t>
+      </w:r>
+    </w:p>
+    <w:p>
+      <w:pPr>
+        <w:autoSpaceDE w:val="0"/>
+        <w:autoSpaceDN w:val="0"/>
+        <w:adjustRightInd w:val="0"/>
+        <w:spacing w:after="0"/>
+        <w:ind w:left="360"/>
         <w:rPr>
           <w:rFonts w:ascii="Courier New" w:hAnsi="Courier New" w:cs="Courier New"/>
           <w:noProof/>
-          <w:szCs w:val="20"/>
+          <w:sz w:val="22"/>
           <w:lang w:eastAsia="de-AT"/>
         </w:rPr>
-        <w:t>int</w:t>
-      </w:r>
+      </w:pPr>
       <w:r>
         <w:rPr>
           <w:rFonts w:ascii="Courier New" w:hAnsi="Courier New" w:cs="Courier New"/>
           <w:noProof/>
-          <w:szCs w:val="20"/>
+          <w:sz w:val="22"/>
           <w:lang w:eastAsia="de-AT"/>
         </w:rPr>
-        <w:t>[] numbersB = { 0, 1, 2, 3 };</w:t>
+        <w:t>Ergebnis enthält 2 Ziffern</w:t>
+      </w:r>
+    </w:p>
+    <w:p>
+      <w:pPr>
+        <w:autoSpaceDE w:val="0"/>
+        <w:autoSpaceDN w:val="0"/>
+        <w:adjustRightInd w:val="0"/>
+        <w:spacing w:after="0"/>
+        <w:ind w:left="360"/>
+        <w:rPr>
+          <w:rFonts w:ascii="Courier New" w:hAnsi="Courier New" w:cs="Courier New"/>
+          <w:noProof/>
+          <w:sz w:val="22"/>
+          <w:lang w:eastAsia="de-AT"/>
+        </w:rPr>
+      </w:pPr>
+      <w:r>
+        <w:rPr>
+          <w:rFonts w:ascii="Courier New" w:hAnsi="Courier New" w:cs="Courier New"/>
+          <w:noProof/>
+          <w:sz w:val="22"/>
+          <w:lang w:eastAsia="de-AT"/>
+        </w:rPr>
+        <w:t>Ziffern in Feld A und Feld B: 1 3</w:t>
       </w:r>
     </w:p>
     <w:bookmarkEnd w:id="1"/>
     <w:bookmarkEnd w:id="2"/>
-    <w:p>
-      <w:pPr>
-        <w:ind w:left="2124"/>
-      </w:pPr>
-      <w:r>
-        <w:rPr>
-          <w:noProof/>
-          <w:lang w:eastAsia="de-AT"/>
-        </w:rPr>
-        <w:drawing>
-          <wp:inline distT="0" distB="0" distL="0" distR="0" wp14:anchorId="2AECA64A" wp14:editId="28EF1481">
-            <wp:extent cx="2535555" cy="668655"/>
-            <wp:effectExtent l="0" t="0" r="0" b="0"/>
-            <wp:docPr id="3" name="Grafik 3"/>
-            <wp:cNvGraphicFramePr>
-              <a:graphicFrameLocks xmlns:a="http://schemas.openxmlformats.org/drawingml/2006/main" noChangeAspect="1"/>
-            </wp:cNvGraphicFramePr>
-            <a:graphic xmlns:a="http://schemas.openxmlformats.org/drawingml/2006/main">
-              <a:graphicData uri="http://schemas.openxmlformats.org/drawingml/2006/picture">
-                <pic:pic xmlns:pic="http://schemas.openxmlformats.org/drawingml/2006/picture">
-                  <pic:nvPicPr>
-                    <pic:cNvPr id="0" name="Picture 1"/>
-                    <pic:cNvPicPr>
-                      <a:picLocks noChangeAspect="1" noChangeArrowheads="1"/>
-                    </pic:cNvPicPr>
-                  </pic:nvPicPr>
-                  <pic:blipFill>
-                    <a:blip r:embed="rId7">
-                      <a:extLst>
-                        <a:ext uri="{28A0092B-C50C-407E-A947-70E740481C1C}">
-                          <a14:useLocalDpi xmlns:a14="http://schemas.microsoft.com/office/drawing/2010/main" val="0"/>
-                        </a:ext>
-                      </a:extLst>
-                    </a:blip>
-                    <a:srcRect/>
-                    <a:stretch>
-                      <a:fillRect/>
-                    </a:stretch>
-                  </pic:blipFill>
-                  <pic:spPr bwMode="auto">
-                    <a:xfrm>
-                      <a:off x="0" y="0"/>
-                      <a:ext cx="2535555" cy="668655"/>
-                    </a:xfrm>
-                    <a:prstGeom prst="rect">
-                      <a:avLst/>
-                    </a:prstGeom>
-                    <a:noFill/>
-                    <a:ln>
-                      <a:noFill/>
-                    </a:ln>
-                  </pic:spPr>
-                </pic:pic>
-              </a:graphicData>
-            </a:graphic>
-          </wp:inline>
-        </w:drawing>
-      </w:r>
-    </w:p>
     <w:p>
       <w:pPr>
         <w:numPr>
@@ -243,6 +225,18 @@
       <w:r>
         <w:t>Alle Ziffern gemeinsam</w:t>
       </w:r>
+      <w:r>
+        <w:br/>
+      </w:r>
+      <w:r>
+        <w:br/>
+      </w:r>
+      <w:r>
+        <w:rPr>
+          <w:color w:val="0070C0"/>
+        </w:rPr>
+        <w:t>Bildschirmausgabe:</w:t>
+      </w:r>
     </w:p>
     <w:p>
       <w:pPr>
@@ -250,10 +244,11 @@
         <w:autoSpaceDN w:val="0"/>
         <w:adjustRightInd w:val="0"/>
         <w:spacing w:after="0"/>
+        <w:ind w:left="360"/>
         <w:rPr>
           <w:rFonts w:ascii="Courier New" w:hAnsi="Courier New" w:cs="Courier New"/>
           <w:noProof/>
-          <w:szCs w:val="20"/>
+          <w:sz w:val="22"/>
           <w:lang w:eastAsia="de-AT"/>
         </w:rPr>
       </w:pPr>
@@ -261,28 +256,10 @@
         <w:rPr>
           <w:rFonts w:ascii="Courier New" w:hAnsi="Courier New" w:cs="Courier New"/>
           <w:noProof/>
-          <w:szCs w:val="20"/>
+          <w:sz w:val="22"/>
           <w:lang w:eastAsia="de-AT"/>
         </w:rPr>
-        <w:t xml:space="preserve">            </w:t>
-      </w:r>
-      <w:r>
-        <w:rPr>
-          <w:rFonts w:ascii="Courier New" w:hAnsi="Courier New" w:cs="Courier New"/>
-          <w:noProof/>
-          <w:szCs w:val="20"/>
-          <w:lang w:eastAsia="de-AT"/>
-        </w:rPr>
-        <w:t>int</w:t>
-      </w:r>
-      <w:r>
-        <w:rPr>
-          <w:rFonts w:ascii="Courier New" w:hAnsi="Courier New" w:cs="Courier New"/>
-          <w:noProof/>
-          <w:szCs w:val="20"/>
-          <w:lang w:eastAsia="de-AT"/>
-        </w:rPr>
-        <w:t>[] numbersA = { 1, 3, 5 };</w:t>
+        <w:t>Feld A: 1 1 3 5</w:t>
       </w:r>
     </w:p>
     <w:p>
@@ -291,10 +268,11 @@
         <w:autoSpaceDN w:val="0"/>
         <w:adjustRightInd w:val="0"/>
         <w:spacing w:after="0"/>
+        <w:ind w:left="360"/>
         <w:rPr>
           <w:rFonts w:ascii="Courier New" w:hAnsi="Courier New" w:cs="Courier New"/>
           <w:noProof/>
-          <w:szCs w:val="20"/>
+          <w:sz w:val="22"/>
           <w:lang w:eastAsia="de-AT"/>
         </w:rPr>
       </w:pPr>
@@ -302,87 +280,58 @@
         <w:rPr>
           <w:rFonts w:ascii="Courier New" w:hAnsi="Courier New" w:cs="Courier New"/>
           <w:noProof/>
-          <w:szCs w:val="20"/>
+          <w:sz w:val="22"/>
           <w:lang w:eastAsia="de-AT"/>
         </w:rPr>
-        <w:t xml:space="preserve">            </w:t>
-      </w:r>
-      <w:r>
+        <w:t>Feld B: 1 3 3 5</w:t>
+      </w:r>
+    </w:p>
+    <w:p>
+      <w:pPr>
+        <w:autoSpaceDE w:val="0"/>
+        <w:autoSpaceDN w:val="0"/>
+        <w:adjustRightInd w:val="0"/>
+        <w:spacing w:after="0"/>
+        <w:ind w:left="360"/>
         <w:rPr>
           <w:rFonts w:ascii="Courier New" w:hAnsi="Courier New" w:cs="Courier New"/>
           <w:noProof/>
-          <w:szCs w:val="20"/>
+          <w:sz w:val="22"/>
           <w:lang w:eastAsia="de-AT"/>
         </w:rPr>
-        <w:t>int</w:t>
-      </w:r>
+      </w:pPr>
       <w:r>
         <w:rPr>
           <w:rFonts w:ascii="Courier New" w:hAnsi="Courier New" w:cs="Courier New"/>
           <w:noProof/>
-          <w:szCs w:val="20"/>
+          <w:sz w:val="22"/>
           <w:lang w:eastAsia="de-AT"/>
         </w:rPr>
-        <w:t>[] numbersB = { 1, 3, 5 };</w:t>
+        <w:t>Ergebnis enthält 3 Ziffern</w:t>
       </w:r>
     </w:p>
     <w:p>
       <w:pPr>
-        <w:ind w:left="2124"/>
-      </w:pPr>
-      <w:r>
+        <w:autoSpaceDE w:val="0"/>
+        <w:autoSpaceDN w:val="0"/>
+        <w:adjustRightInd w:val="0"/>
+        <w:spacing w:after="0"/>
+        <w:ind w:left="360"/>
         <w:rPr>
+          <w:rFonts w:ascii="Courier New" w:hAnsi="Courier New" w:cs="Courier New"/>
           <w:noProof/>
+          <w:sz w:val="22"/>
           <w:lang w:eastAsia="de-AT"/>
         </w:rPr>
-        <w:drawing>
-          <wp:inline distT="0" distB="0" distL="0" distR="0" wp14:anchorId="53B42BEA" wp14:editId="46C279B1">
-            <wp:extent cx="2675255" cy="478155"/>
-            <wp:effectExtent l="0" t="0" r="0" b="0"/>
-            <wp:docPr id="2" name="Grafik 2"/>
-            <wp:cNvGraphicFramePr>
-              <a:graphicFrameLocks xmlns:a="http://schemas.openxmlformats.org/drawingml/2006/main" noChangeAspect="1"/>
-            </wp:cNvGraphicFramePr>
-            <a:graphic xmlns:a="http://schemas.openxmlformats.org/drawingml/2006/main">
-              <a:graphicData uri="http://schemas.openxmlformats.org/drawingml/2006/picture">
-                <pic:pic xmlns:pic="http://schemas.openxmlformats.org/drawingml/2006/picture">
-                  <pic:nvPicPr>
-                    <pic:cNvPr id="0" name="Picture 2"/>
-                    <pic:cNvPicPr>
-                      <a:picLocks noChangeAspect="1" noChangeArrowheads="1"/>
-                    </pic:cNvPicPr>
-                  </pic:nvPicPr>
-                  <pic:blipFill>
-                    <a:blip r:embed="rId8">
-                      <a:extLst>
-                        <a:ext uri="{28A0092B-C50C-407E-A947-70E740481C1C}">
-                          <a14:useLocalDpi xmlns:a14="http://schemas.microsoft.com/office/drawing/2010/main" val="0"/>
-                        </a:ext>
-                      </a:extLst>
-                    </a:blip>
-                    <a:srcRect/>
-                    <a:stretch>
-                      <a:fillRect/>
-                    </a:stretch>
-                  </pic:blipFill>
-                  <pic:spPr bwMode="auto">
-                    <a:xfrm>
-                      <a:off x="0" y="0"/>
-                      <a:ext cx="2675255" cy="478155"/>
-                    </a:xfrm>
-                    <a:prstGeom prst="rect">
-                      <a:avLst/>
-                    </a:prstGeom>
-                    <a:noFill/>
-                    <a:ln>
-                      <a:noFill/>
-                    </a:ln>
-                  </pic:spPr>
-                </pic:pic>
-              </a:graphicData>
-            </a:graphic>
-          </wp:inline>
-        </w:drawing>
+      </w:pPr>
+      <w:r>
+        <w:rPr>
+          <w:rFonts w:ascii="Courier New" w:hAnsi="Courier New" w:cs="Courier New"/>
+          <w:noProof/>
+          <w:sz w:val="22"/>
+          <w:lang w:eastAsia="de-AT"/>
+        </w:rPr>
+        <w:t>Ziffern in Feld A und Feld B: 1 3 5</w:t>
       </w:r>
     </w:p>
     <w:p>
@@ -396,6 +345,21 @@
       <w:r>
         <w:t>Keine gemeinsamen Ziffern</w:t>
       </w:r>
+      <w:r>
+        <w:t xml:space="preserve"> (keine Überschneidung)</w:t>
+      </w:r>
+      <w:r>
+        <w:br/>
+      </w:r>
+      <w:r>
+        <w:br/>
+      </w:r>
+      <w:r>
+        <w:rPr>
+          <w:color w:val="0070C0"/>
+        </w:rPr>
+        <w:t>Bildschirmausgabe:</w:t>
+      </w:r>
     </w:p>
     <w:p>
       <w:pPr>
@@ -403,10 +367,11 @@
         <w:autoSpaceDN w:val="0"/>
         <w:adjustRightInd w:val="0"/>
         <w:spacing w:after="0"/>
+        <w:ind w:left="360"/>
         <w:rPr>
           <w:rFonts w:ascii="Courier New" w:hAnsi="Courier New" w:cs="Courier New"/>
           <w:noProof/>
-          <w:szCs w:val="20"/>
+          <w:sz w:val="22"/>
           <w:lang w:eastAsia="de-AT"/>
         </w:rPr>
       </w:pPr>
@@ -414,29 +379,10 @@
         <w:rPr>
           <w:rFonts w:ascii="Courier New" w:hAnsi="Courier New" w:cs="Courier New"/>
           <w:noProof/>
-          <w:szCs w:val="20"/>
+          <w:sz w:val="22"/>
           <w:lang w:eastAsia="de-AT"/>
         </w:rPr>
-        <w:t xml:space="preserve">            </w:t>
-      </w:r>
-      <w:r>
-        <w:rPr>
-          <w:rFonts w:ascii="Courier New" w:hAnsi="Courier New" w:cs="Courier New"/>
-          <w:noProof/>
-          <w:color w:val="0000FF"/>
-          <w:szCs w:val="20"/>
-          <w:lang w:eastAsia="de-AT"/>
-        </w:rPr>
-        <w:t>int</w:t>
-      </w:r>
-      <w:r>
-        <w:rPr>
-          <w:rFonts w:ascii="Courier New" w:hAnsi="Courier New" w:cs="Courier New"/>
-          <w:noProof/>
-          <w:szCs w:val="20"/>
-          <w:lang w:eastAsia="de-AT"/>
-        </w:rPr>
-        <w:t>[] numbersA = { 1, 3, 5, 7, 9 };</w:t>
+        <w:t>Feld A: 1 3 5 7 9</w:t>
       </w:r>
     </w:p>
     <w:p>
@@ -445,101 +391,76 @@
         <w:autoSpaceDN w:val="0"/>
         <w:adjustRightInd w:val="0"/>
         <w:spacing w:after="0"/>
-      </w:pPr>
-      <w:r>
+        <w:ind w:left="360"/>
         <w:rPr>
           <w:rFonts w:ascii="Courier New" w:hAnsi="Courier New" w:cs="Courier New"/>
           <w:noProof/>
-          <w:szCs w:val="20"/>
+          <w:sz w:val="22"/>
           <w:lang w:eastAsia="de-AT"/>
         </w:rPr>
-        <w:t xml:space="preserve">            </w:t>
-      </w:r>
+      </w:pPr>
       <w:r>
         <w:rPr>
           <w:rFonts w:ascii="Courier New" w:hAnsi="Courier New" w:cs="Courier New"/>
           <w:noProof/>
-          <w:color w:val="0000FF"/>
-          <w:szCs w:val="20"/>
+          <w:sz w:val="22"/>
           <w:lang w:eastAsia="de-AT"/>
         </w:rPr>
-        <w:t>int</w:t>
-      </w:r>
-      <w:r>
+        <w:t>Feld B: 0 2 4 6 8</w:t>
+      </w:r>
+    </w:p>
+    <w:p>
+      <w:pPr>
+        <w:autoSpaceDE w:val="0"/>
+        <w:autoSpaceDN w:val="0"/>
+        <w:adjustRightInd w:val="0"/>
+        <w:spacing w:after="0"/>
+        <w:ind w:left="360"/>
         <w:rPr>
           <w:rFonts w:ascii="Courier New" w:hAnsi="Courier New" w:cs="Courier New"/>
           <w:noProof/>
-          <w:szCs w:val="20"/>
+          <w:sz w:val="22"/>
           <w:lang w:eastAsia="de-AT"/>
         </w:rPr>
-        <w:t>[] numbersB = { 0, 2, 4, 6, 8};</w:t>
+      </w:pPr>
+      <w:r>
+        <w:rPr>
+          <w:rFonts w:ascii="Courier New" w:hAnsi="Courier New" w:cs="Courier New"/>
+          <w:noProof/>
+          <w:sz w:val="22"/>
+          <w:lang w:eastAsia="de-AT"/>
+        </w:rPr>
+        <w:t>Ergebnis enthält 0 Ziffern</w:t>
       </w:r>
     </w:p>
     <w:p>
       <w:pPr>
-        <w:ind w:left="2124"/>
-      </w:pPr>
-      <w:r>
+        <w:autoSpaceDE w:val="0"/>
+        <w:autoSpaceDN w:val="0"/>
+        <w:adjustRightInd w:val="0"/>
+        <w:spacing w:after="0"/>
+        <w:ind w:left="360"/>
         <w:rPr>
+          <w:rFonts w:ascii="Courier New" w:hAnsi="Courier New" w:cs="Courier New"/>
           <w:noProof/>
+          <w:sz w:val="22"/>
           <w:lang w:eastAsia="de-AT"/>
         </w:rPr>
-        <w:drawing>
-          <wp:inline distT="0" distB="0" distL="0" distR="0" wp14:anchorId="42059157" wp14:editId="4530C3FC">
-            <wp:extent cx="2192655" cy="448945"/>
-            <wp:effectExtent l="0" t="0" r="0" b="8255"/>
-            <wp:docPr id="1" name="Grafik 1"/>
-            <wp:cNvGraphicFramePr>
-              <a:graphicFrameLocks xmlns:a="http://schemas.openxmlformats.org/drawingml/2006/main" noChangeAspect="1"/>
-            </wp:cNvGraphicFramePr>
-            <a:graphic xmlns:a="http://schemas.openxmlformats.org/drawingml/2006/main">
-              <a:graphicData uri="http://schemas.openxmlformats.org/drawingml/2006/picture">
-                <pic:pic xmlns:pic="http://schemas.openxmlformats.org/drawingml/2006/picture">
-                  <pic:nvPicPr>
-                    <pic:cNvPr id="0" name="Picture 3"/>
-                    <pic:cNvPicPr>
-                      <a:picLocks noChangeAspect="1" noChangeArrowheads="1"/>
-                    </pic:cNvPicPr>
-                  </pic:nvPicPr>
-                  <pic:blipFill>
-                    <a:blip r:embed="rId9">
-                      <a:extLst>
-                        <a:ext uri="{28A0092B-C50C-407E-A947-70E740481C1C}">
-                          <a14:useLocalDpi xmlns:a14="http://schemas.microsoft.com/office/drawing/2010/main" val="0"/>
-                        </a:ext>
-                      </a:extLst>
-                    </a:blip>
-                    <a:srcRect/>
-                    <a:stretch>
-                      <a:fillRect/>
-                    </a:stretch>
-                  </pic:blipFill>
-                  <pic:spPr bwMode="auto">
-                    <a:xfrm>
-                      <a:off x="0" y="0"/>
-                      <a:ext cx="2192655" cy="448945"/>
-                    </a:xfrm>
-                    <a:prstGeom prst="rect">
-                      <a:avLst/>
-                    </a:prstGeom>
-                    <a:noFill/>
-                    <a:ln>
-                      <a:noFill/>
-                    </a:ln>
-                  </pic:spPr>
-                </pic:pic>
-              </a:graphicData>
-            </a:graphic>
-          </wp:inline>
-        </w:drawing>
+      </w:pPr>
+      <w:r>
+        <w:rPr>
+          <w:rFonts w:ascii="Courier New" w:hAnsi="Courier New" w:cs="Courier New"/>
+          <w:noProof/>
+          <w:sz w:val="22"/>
+          <w:lang w:eastAsia="de-AT"/>
+        </w:rPr>
+        <w:t>Ziffern in Feld A und Feld B:</w:t>
       </w:r>
     </w:p>
     <w:p>
       <w:r>
-        <w:t>Sie können die Definition der beiden Ausgangsarrays direkt in Ihr Programm kopieren.</w:t>
-      </w:r>
-    </w:p>
-    <w:p>
+        <w:br/>
+      </w:r>
       <w:r>
         <w:t>Die Berechnung der „Intersect“ erfolgt in einer eigenen Methode</w:t>
       </w:r>
@@ -549,8 +470,6 @@
       <w:r>
         <w:t>T</w:t>
       </w:r>
-      <w:bookmarkStart w:id="3" w:name="_GoBack"/>
-      <w:bookmarkEnd w:id="3"/>
       <w:r>
         <w:t>ools.cs mit dem Namen Intersect)</w:t>
       </w:r>
@@ -583,8 +502,8 @@
       </w:r>
     </w:p>
     <w:sectPr>
-      <w:headerReference w:type="default" r:id="rId10"/>
-      <w:footerReference w:type="default" r:id="rId11"/>
+      <w:headerReference w:type="default" r:id="rId7"/>
+      <w:footerReference w:type="default" r:id="rId8"/>
       <w:pgSz w:w="11906" w:h="16838"/>
       <w:pgMar w:top="1417" w:right="707" w:bottom="1134" w:left="1417" w:header="708" w:footer="708" w:gutter="0"/>
       <w:cols w:space="708"/>
@@ -595,7 +514,7 @@
 </file>
 
 <file path=word/endnotes.xml><?xml version="1.0" encoding="utf-8"?>
-<w:endnotes xmlns:wpc="http://schemas.microsoft.com/office/word/2010/wordprocessingCanvas" xmlns:mc="http://schemas.openxmlformats.org/markup-compatibility/2006" xmlns:o="urn:schemas-microsoft-com:office:office" xmlns:r="http://schemas.openxmlformats.org/officeDocument/2006/relationships" xmlns:m="http://schemas.openxmlformats.org/officeDocument/2006/math" xmlns:v="urn:schemas-microsoft-com:vml" xmlns:wp14="http://schemas.microsoft.com/office/word/2010/wordprocessingDrawing" xmlns:wp="http://schemas.openxmlformats.org/drawingml/2006/wordprocessingDrawing" xmlns:w10="urn:schemas-microsoft-com:office:word" xmlns:w="http://schemas.openxmlformats.org/wordprocessingml/2006/main" xmlns:w14="http://schemas.microsoft.com/office/word/2010/wordml" xmlns:w15="http://schemas.microsoft.com/office/word/2012/wordml" xmlns:wpg="http://schemas.microsoft.com/office/word/2010/wordprocessingGroup" xmlns:wpi="http://schemas.microsoft.com/office/word/2010/wordprocessingInk" xmlns:wne="http://schemas.microsoft.com/office/word/2006/wordml" xmlns:wps="http://schemas.microsoft.com/office/word/2010/wordprocessingShape" mc:Ignorable="w14 w15 wp14">
+<w:endnotes xmlns:wpc="http://schemas.microsoft.com/office/word/2010/wordprocessingCanvas" xmlns:cx="http://schemas.microsoft.com/office/drawing/2014/chartex" xmlns:cx1="http://schemas.microsoft.com/office/drawing/2015/9/8/chartex" xmlns:cx2="http://schemas.microsoft.com/office/drawing/2015/10/21/chartex" xmlns:cx3="http://schemas.microsoft.com/office/drawing/2016/5/9/chartex" xmlns:cx4="http://schemas.microsoft.com/office/drawing/2016/5/10/chartex" xmlns:cx5="http://schemas.microsoft.com/office/drawing/2016/5/11/chartex" xmlns:cx6="http://schemas.microsoft.com/office/drawing/2016/5/12/chartex" xmlns:cx7="http://schemas.microsoft.com/office/drawing/2016/5/13/chartex" xmlns:cx8="http://schemas.microsoft.com/office/drawing/2016/5/14/chartex" xmlns:mc="http://schemas.openxmlformats.org/markup-compatibility/2006" xmlns:aink="http://schemas.microsoft.com/office/drawing/2016/ink" xmlns:am3d="http://schemas.microsoft.com/office/drawing/2017/model3d" xmlns:o="urn:schemas-microsoft-com:office:office" xmlns:r="http://schemas.openxmlformats.org/officeDocument/2006/relationships" xmlns:m="http://schemas.openxmlformats.org/officeDocument/2006/math" xmlns:v="urn:schemas-microsoft-com:vml" xmlns:wp14="http://schemas.microsoft.com/office/word/2010/wordprocessingDrawing" xmlns:wp="http://schemas.openxmlformats.org/drawingml/2006/wordprocessingDrawing" xmlns:w10="urn:schemas-microsoft-com:office:word" xmlns:w="http://schemas.openxmlformats.org/wordprocessingml/2006/main" xmlns:w14="http://schemas.microsoft.com/office/word/2010/wordml" xmlns:w15="http://schemas.microsoft.com/office/word/2012/wordml" xmlns:w16cex="http://schemas.microsoft.com/office/word/2018/wordml/cex" xmlns:w16cid="http://schemas.microsoft.com/office/word/2016/wordml/cid" xmlns:w16="http://schemas.microsoft.com/office/word/2018/wordml" xmlns:w16sdtdh="http://schemas.microsoft.com/office/word/2020/wordml/sdtdatahash" xmlns:w16se="http://schemas.microsoft.com/office/word/2015/wordml/symex" xmlns:wpg="http://schemas.microsoft.com/office/word/2010/wordprocessingGroup" xmlns:wpi="http://schemas.microsoft.com/office/word/2010/wordprocessingInk" xmlns:wne="http://schemas.microsoft.com/office/word/2006/wordml" xmlns:wps="http://schemas.microsoft.com/office/word/2010/wordprocessingShape" mc:Ignorable="w14 w15 w16se w16cid w16 w16cex w16sdtdh wp14">
   <w:endnote w:type="separator" w:id="-1">
     <w:p>
       <w:pPr>
@@ -620,7 +539,7 @@
 </file>
 
 <file path=word/footer1.xml><?xml version="1.0" encoding="utf-8"?>
-<w:ftr xmlns:wpc="http://schemas.microsoft.com/office/word/2010/wordprocessingCanvas" xmlns:mc="http://schemas.openxmlformats.org/markup-compatibility/2006" xmlns:o="urn:schemas-microsoft-com:office:office" xmlns:r="http://schemas.openxmlformats.org/officeDocument/2006/relationships" xmlns:m="http://schemas.openxmlformats.org/officeDocument/2006/math" xmlns:v="urn:schemas-microsoft-com:vml" xmlns:wp14="http://schemas.microsoft.com/office/word/2010/wordprocessingDrawing" xmlns:wp="http://schemas.openxmlformats.org/drawingml/2006/wordprocessingDrawing" xmlns:w10="urn:schemas-microsoft-com:office:word" xmlns:w="http://schemas.openxmlformats.org/wordprocessingml/2006/main" xmlns:w14="http://schemas.microsoft.com/office/word/2010/wordml" xmlns:w15="http://schemas.microsoft.com/office/word/2012/wordml" xmlns:wpg="http://schemas.microsoft.com/office/word/2010/wordprocessingGroup" xmlns:wpi="http://schemas.microsoft.com/office/word/2010/wordprocessingInk" xmlns:wne="http://schemas.microsoft.com/office/word/2006/wordml" xmlns:wps="http://schemas.microsoft.com/office/word/2010/wordprocessingShape" mc:Ignorable="w14 w15 wp14">
+<w:ftr xmlns:wpc="http://schemas.microsoft.com/office/word/2010/wordprocessingCanvas" xmlns:cx="http://schemas.microsoft.com/office/drawing/2014/chartex" xmlns:cx1="http://schemas.microsoft.com/office/drawing/2015/9/8/chartex" xmlns:cx2="http://schemas.microsoft.com/office/drawing/2015/10/21/chartex" xmlns:cx3="http://schemas.microsoft.com/office/drawing/2016/5/9/chartex" xmlns:cx4="http://schemas.microsoft.com/office/drawing/2016/5/10/chartex" xmlns:cx5="http://schemas.microsoft.com/office/drawing/2016/5/11/chartex" xmlns:cx6="http://schemas.microsoft.com/office/drawing/2016/5/12/chartex" xmlns:cx7="http://schemas.microsoft.com/office/drawing/2016/5/13/chartex" xmlns:cx8="http://schemas.microsoft.com/office/drawing/2016/5/14/chartex" xmlns:mc="http://schemas.openxmlformats.org/markup-compatibility/2006" xmlns:aink="http://schemas.microsoft.com/office/drawing/2016/ink" xmlns:am3d="http://schemas.microsoft.com/office/drawing/2017/model3d" xmlns:o="urn:schemas-microsoft-com:office:office" xmlns:r="http://schemas.openxmlformats.org/officeDocument/2006/relationships" xmlns:m="http://schemas.openxmlformats.org/officeDocument/2006/math" xmlns:v="urn:schemas-microsoft-com:vml" xmlns:wp14="http://schemas.microsoft.com/office/word/2010/wordprocessingDrawing" xmlns:wp="http://schemas.openxmlformats.org/drawingml/2006/wordprocessingDrawing" xmlns:w10="urn:schemas-microsoft-com:office:word" xmlns:w="http://schemas.openxmlformats.org/wordprocessingml/2006/main" xmlns:w14="http://schemas.microsoft.com/office/word/2010/wordml" xmlns:w15="http://schemas.microsoft.com/office/word/2012/wordml" xmlns:w16cex="http://schemas.microsoft.com/office/word/2018/wordml/cex" xmlns:w16cid="http://schemas.microsoft.com/office/word/2016/wordml/cid" xmlns:w16="http://schemas.microsoft.com/office/word/2018/wordml" xmlns:w16sdtdh="http://schemas.microsoft.com/office/word/2020/wordml/sdtdatahash" xmlns:w16se="http://schemas.microsoft.com/office/word/2015/wordml/symex" xmlns:wpg="http://schemas.microsoft.com/office/word/2010/wordprocessingGroup" xmlns:wpi="http://schemas.microsoft.com/office/word/2010/wordprocessingInk" xmlns:wne="http://schemas.microsoft.com/office/word/2006/wordml" xmlns:wps="http://schemas.microsoft.com/office/word/2010/wordprocessingShape" mc:Ignorable="w14 w15 w16se w16cid w16 w16cex w16sdtdh wp14">
   <w:sdt>
     <w:sdtPr>
       <w:id w:val="-883172744"/>
@@ -662,7 +581,7 @@
 </file>
 
 <file path=word/footnotes.xml><?xml version="1.0" encoding="utf-8"?>
-<w:footnotes xmlns:wpc="http://schemas.microsoft.com/office/word/2010/wordprocessingCanvas" xmlns:mc="http://schemas.openxmlformats.org/markup-compatibility/2006" xmlns:o="urn:schemas-microsoft-com:office:office" xmlns:r="http://schemas.openxmlformats.org/officeDocument/2006/relationships" xmlns:m="http://schemas.openxmlformats.org/officeDocument/2006/math" xmlns:v="urn:schemas-microsoft-com:vml" xmlns:wp14="http://schemas.microsoft.com/office/word/2010/wordprocessingDrawing" xmlns:wp="http://schemas.openxmlformats.org/drawingml/2006/wordprocessingDrawing" xmlns:w10="urn:schemas-microsoft-com:office:word" xmlns:w="http://schemas.openxmlformats.org/wordprocessingml/2006/main" xmlns:w14="http://schemas.microsoft.com/office/word/2010/wordml" xmlns:w15="http://schemas.microsoft.com/office/word/2012/wordml" xmlns:wpg="http://schemas.microsoft.com/office/word/2010/wordprocessingGroup" xmlns:wpi="http://schemas.microsoft.com/office/word/2010/wordprocessingInk" xmlns:wne="http://schemas.microsoft.com/office/word/2006/wordml" xmlns:wps="http://schemas.microsoft.com/office/word/2010/wordprocessingShape" mc:Ignorable="w14 w15 wp14">
+<w:footnotes xmlns:wpc="http://schemas.microsoft.com/office/word/2010/wordprocessingCanvas" xmlns:cx="http://schemas.microsoft.com/office/drawing/2014/chartex" xmlns:cx1="http://schemas.microsoft.com/office/drawing/2015/9/8/chartex" xmlns:cx2="http://schemas.microsoft.com/office/drawing/2015/10/21/chartex" xmlns:cx3="http://schemas.microsoft.com/office/drawing/2016/5/9/chartex" xmlns:cx4="http://schemas.microsoft.com/office/drawing/2016/5/10/chartex" xmlns:cx5="http://schemas.microsoft.com/office/drawing/2016/5/11/chartex" xmlns:cx6="http://schemas.microsoft.com/office/drawing/2016/5/12/chartex" xmlns:cx7="http://schemas.microsoft.com/office/drawing/2016/5/13/chartex" xmlns:cx8="http://schemas.microsoft.com/office/drawing/2016/5/14/chartex" xmlns:mc="http://schemas.openxmlformats.org/markup-compatibility/2006" xmlns:aink="http://schemas.microsoft.com/office/drawing/2016/ink" xmlns:am3d="http://schemas.microsoft.com/office/drawing/2017/model3d" xmlns:o="urn:schemas-microsoft-com:office:office" xmlns:r="http://schemas.openxmlformats.org/officeDocument/2006/relationships" xmlns:m="http://schemas.openxmlformats.org/officeDocument/2006/math" xmlns:v="urn:schemas-microsoft-com:vml" xmlns:wp14="http://schemas.microsoft.com/office/word/2010/wordprocessingDrawing" xmlns:wp="http://schemas.openxmlformats.org/drawingml/2006/wordprocessingDrawing" xmlns:w10="urn:schemas-microsoft-com:office:word" xmlns:w="http://schemas.openxmlformats.org/wordprocessingml/2006/main" xmlns:w14="http://schemas.microsoft.com/office/word/2010/wordml" xmlns:w15="http://schemas.microsoft.com/office/word/2012/wordml" xmlns:w16cex="http://schemas.microsoft.com/office/word/2018/wordml/cex" xmlns:w16cid="http://schemas.microsoft.com/office/word/2016/wordml/cid" xmlns:w16="http://schemas.microsoft.com/office/word/2018/wordml" xmlns:w16sdtdh="http://schemas.microsoft.com/office/word/2020/wordml/sdtdatahash" xmlns:w16se="http://schemas.microsoft.com/office/word/2015/wordml/symex" xmlns:wpg="http://schemas.microsoft.com/office/word/2010/wordprocessingGroup" xmlns:wpi="http://schemas.microsoft.com/office/word/2010/wordprocessingInk" xmlns:wne="http://schemas.microsoft.com/office/word/2006/wordml" xmlns:wps="http://schemas.microsoft.com/office/word/2010/wordprocessingShape" mc:Ignorable="w14 w15 w16se w16cid w16 w16cex w16sdtdh wp14">
   <w:footnote w:type="separator" w:id="-1">
     <w:p>
       <w:pPr>
@@ -687,7 +606,7 @@
 </file>
 
 <file path=word/header1.xml><?xml version="1.0" encoding="utf-8"?>
-<w:hdr xmlns:wpc="http://schemas.microsoft.com/office/word/2010/wordprocessingCanvas" xmlns:mc="http://schemas.openxmlformats.org/markup-compatibility/2006" xmlns:o="urn:schemas-microsoft-com:office:office" xmlns:r="http://schemas.openxmlformats.org/officeDocument/2006/relationships" xmlns:m="http://schemas.openxmlformats.org/officeDocument/2006/math" xmlns:v="urn:schemas-microsoft-com:vml" xmlns:wp14="http://schemas.microsoft.com/office/word/2010/wordprocessingDrawing" xmlns:wp="http://schemas.openxmlformats.org/drawingml/2006/wordprocessingDrawing" xmlns:w10="urn:schemas-microsoft-com:office:word" xmlns:w="http://schemas.openxmlformats.org/wordprocessingml/2006/main" xmlns:w14="http://schemas.microsoft.com/office/word/2010/wordml" xmlns:w15="http://schemas.microsoft.com/office/word/2012/wordml" xmlns:wpg="http://schemas.microsoft.com/office/word/2010/wordprocessingGroup" xmlns:wpi="http://schemas.microsoft.com/office/word/2010/wordprocessingInk" xmlns:wne="http://schemas.microsoft.com/office/word/2006/wordml" xmlns:wps="http://schemas.microsoft.com/office/word/2010/wordprocessingShape" mc:Ignorable="w14 w15 wp14">
+<w:hdr xmlns:wpc="http://schemas.microsoft.com/office/word/2010/wordprocessingCanvas" xmlns:cx="http://schemas.microsoft.com/office/drawing/2014/chartex" xmlns:cx1="http://schemas.microsoft.com/office/drawing/2015/9/8/chartex" xmlns:cx2="http://schemas.microsoft.com/office/drawing/2015/10/21/chartex" xmlns:cx3="http://schemas.microsoft.com/office/drawing/2016/5/9/chartex" xmlns:cx4="http://schemas.microsoft.com/office/drawing/2016/5/10/chartex" xmlns:cx5="http://schemas.microsoft.com/office/drawing/2016/5/11/chartex" xmlns:cx6="http://schemas.microsoft.com/office/drawing/2016/5/12/chartex" xmlns:cx7="http://schemas.microsoft.com/office/drawing/2016/5/13/chartex" xmlns:cx8="http://schemas.microsoft.com/office/drawing/2016/5/14/chartex" xmlns:mc="http://schemas.openxmlformats.org/markup-compatibility/2006" xmlns:aink="http://schemas.microsoft.com/office/drawing/2016/ink" xmlns:am3d="http://schemas.microsoft.com/office/drawing/2017/model3d" xmlns:o="urn:schemas-microsoft-com:office:office" xmlns:r="http://schemas.openxmlformats.org/officeDocument/2006/relationships" xmlns:m="http://schemas.openxmlformats.org/officeDocument/2006/math" xmlns:v="urn:schemas-microsoft-com:vml" xmlns:wp14="http://schemas.microsoft.com/office/word/2010/wordprocessingDrawing" xmlns:wp="http://schemas.openxmlformats.org/drawingml/2006/wordprocessingDrawing" xmlns:w10="urn:schemas-microsoft-com:office:word" xmlns:w="http://schemas.openxmlformats.org/wordprocessingml/2006/main" xmlns:w14="http://schemas.microsoft.com/office/word/2010/wordml" xmlns:w15="http://schemas.microsoft.com/office/word/2012/wordml" xmlns:w16cex="http://schemas.microsoft.com/office/word/2018/wordml/cex" xmlns:w16cid="http://schemas.microsoft.com/office/word/2016/wordml/cid" xmlns:w16="http://schemas.microsoft.com/office/word/2018/wordml" xmlns:w16sdtdh="http://schemas.microsoft.com/office/word/2020/wordml/sdtdatahash" xmlns:w16se="http://schemas.microsoft.com/office/word/2015/wordml/symex" xmlns:wpg="http://schemas.microsoft.com/office/word/2010/wordprocessingGroup" xmlns:wpi="http://schemas.microsoft.com/office/word/2010/wordprocessingInk" xmlns:wne="http://schemas.microsoft.com/office/word/2006/wordml" xmlns:wps="http://schemas.microsoft.com/office/word/2010/wordprocessingShape" mc:Ignorable="w14 w15 w16se w16cid w16 w16cex w16sdtdh wp14">
   <w:tbl>
     <w:tblPr>
       <w:tblStyle w:val="Tabellenraster"/>
@@ -844,7 +763,7 @@
 </file>
 
 <file path=word/numbering.xml><?xml version="1.0" encoding="utf-8"?>
-<w:numbering xmlns:wpc="http://schemas.microsoft.com/office/word/2010/wordprocessingCanvas" xmlns:mc="http://schemas.openxmlformats.org/markup-compatibility/2006" xmlns:o="urn:schemas-microsoft-com:office:office" xmlns:r="http://schemas.openxmlformats.org/officeDocument/2006/relationships" xmlns:m="http://schemas.openxmlformats.org/officeDocument/2006/math" xmlns:v="urn:schemas-microsoft-com:vml" xmlns:wp14="http://schemas.microsoft.com/office/word/2010/wordprocessingDrawing" xmlns:wp="http://schemas.openxmlformats.org/drawingml/2006/wordprocessingDrawing" xmlns:w10="urn:schemas-microsoft-com:office:word" xmlns:w="http://schemas.openxmlformats.org/wordprocessingml/2006/main" xmlns:w14="http://schemas.microsoft.com/office/word/2010/wordml" xmlns:w15="http://schemas.microsoft.com/office/word/2012/wordml" xmlns:wpg="http://schemas.microsoft.com/office/word/2010/wordprocessingGroup" xmlns:wpi="http://schemas.microsoft.com/office/word/2010/wordprocessingInk" xmlns:wne="http://schemas.microsoft.com/office/word/2006/wordml" xmlns:wps="http://schemas.microsoft.com/office/word/2010/wordprocessingShape" mc:Ignorable="w14 w15 wp14">
+<w:numbering xmlns:wpc="http://schemas.microsoft.com/office/word/2010/wordprocessingCanvas" xmlns:cx="http://schemas.microsoft.com/office/drawing/2014/chartex" xmlns:cx1="http://schemas.microsoft.com/office/drawing/2015/9/8/chartex" xmlns:cx2="http://schemas.microsoft.com/office/drawing/2015/10/21/chartex" xmlns:cx3="http://schemas.microsoft.com/office/drawing/2016/5/9/chartex" xmlns:cx4="http://schemas.microsoft.com/office/drawing/2016/5/10/chartex" xmlns:cx5="http://schemas.microsoft.com/office/drawing/2016/5/11/chartex" xmlns:cx6="http://schemas.microsoft.com/office/drawing/2016/5/12/chartex" xmlns:cx7="http://schemas.microsoft.com/office/drawing/2016/5/13/chartex" xmlns:cx8="http://schemas.microsoft.com/office/drawing/2016/5/14/chartex" xmlns:mc="http://schemas.openxmlformats.org/markup-compatibility/2006" xmlns:aink="http://schemas.microsoft.com/office/drawing/2016/ink" xmlns:am3d="http://schemas.microsoft.com/office/drawing/2017/model3d" xmlns:o="urn:schemas-microsoft-com:office:office" xmlns:r="http://schemas.openxmlformats.org/officeDocument/2006/relationships" xmlns:m="http://schemas.openxmlformats.org/officeDocument/2006/math" xmlns:v="urn:schemas-microsoft-com:vml" xmlns:wp14="http://schemas.microsoft.com/office/word/2010/wordprocessingDrawing" xmlns:wp="http://schemas.openxmlformats.org/drawingml/2006/wordprocessingDrawing" xmlns:w10="urn:schemas-microsoft-com:office:word" xmlns:w="http://schemas.openxmlformats.org/wordprocessingml/2006/main" xmlns:w14="http://schemas.microsoft.com/office/word/2010/wordml" xmlns:w15="http://schemas.microsoft.com/office/word/2012/wordml" xmlns:w16cex="http://schemas.microsoft.com/office/word/2018/wordml/cex" xmlns:w16cid="http://schemas.microsoft.com/office/word/2016/wordml/cid" xmlns:w16="http://schemas.microsoft.com/office/word/2018/wordml" xmlns:w16sdtdh="http://schemas.microsoft.com/office/word/2020/wordml/sdtdatahash" xmlns:w16se="http://schemas.microsoft.com/office/word/2015/wordml/symex" xmlns:wpg="http://schemas.microsoft.com/office/word/2010/wordprocessingGroup" xmlns:wpi="http://schemas.microsoft.com/office/word/2010/wordprocessingInk" xmlns:wne="http://schemas.microsoft.com/office/word/2006/wordml" xmlns:wps="http://schemas.microsoft.com/office/word/2010/wordprocessingShape" mc:Ignorable="w14 w15 w16se w16cid w16 w16cex w16sdtdh wp14">
   <w:abstractNum w:abstractNumId="0" w15:restartNumberingAfterBreak="0">
     <w:nsid w:val="05F548AE"/>
     <w:multiLevelType w:val="hybridMultilevel"/>
@@ -3513,7 +3432,7 @@
       <w:lvlText w:val=""/>
       <w:lvlJc w:val="left"/>
       <w:pPr>
-        <w:ind w:left="720" w:hanging="360"/>
+        <w:ind w:left="360" w:hanging="360"/>
       </w:pPr>
       <w:rPr>
         <w:rFonts w:ascii="Symbol" w:hAnsi="Symbol" w:hint="default"/>
@@ -3525,7 +3444,7 @@
       <w:lvlText w:val="o"/>
       <w:lvlJc w:val="left"/>
       <w:pPr>
-        <w:ind w:left="1440" w:hanging="360"/>
+        <w:ind w:left="1080" w:hanging="360"/>
       </w:pPr>
       <w:rPr>
         <w:rFonts w:ascii="Courier New" w:hAnsi="Courier New" w:cs="Courier New" w:hint="default"/>
@@ -3537,7 +3456,7 @@
       <w:lvlText w:val=""/>
       <w:lvlJc w:val="left"/>
       <w:pPr>
-        <w:ind w:left="2160" w:hanging="360"/>
+        <w:ind w:left="1800" w:hanging="360"/>
       </w:pPr>
       <w:rPr>
         <w:rFonts w:ascii="Wingdings" w:hAnsi="Wingdings" w:hint="default"/>
@@ -3549,7 +3468,7 @@
       <w:lvlText w:val=""/>
       <w:lvlJc w:val="left"/>
       <w:pPr>
-        <w:ind w:left="2880" w:hanging="360"/>
+        <w:ind w:left="2520" w:hanging="360"/>
       </w:pPr>
       <w:rPr>
         <w:rFonts w:ascii="Symbol" w:hAnsi="Symbol" w:hint="default"/>
@@ -3561,7 +3480,7 @@
       <w:lvlText w:val="o"/>
       <w:lvlJc w:val="left"/>
       <w:pPr>
-        <w:ind w:left="3600" w:hanging="360"/>
+        <w:ind w:left="3240" w:hanging="360"/>
       </w:pPr>
       <w:rPr>
         <w:rFonts w:ascii="Courier New" w:hAnsi="Courier New" w:cs="Courier New" w:hint="default"/>
@@ -3573,7 +3492,7 @@
       <w:lvlText w:val=""/>
       <w:lvlJc w:val="left"/>
       <w:pPr>
-        <w:ind w:left="4320" w:hanging="360"/>
+        <w:ind w:left="3960" w:hanging="360"/>
       </w:pPr>
       <w:rPr>
         <w:rFonts w:ascii="Wingdings" w:hAnsi="Wingdings" w:hint="default"/>
@@ -3585,7 +3504,7 @@
       <w:lvlText w:val=""/>
       <w:lvlJc w:val="left"/>
       <w:pPr>
-        <w:ind w:left="5040" w:hanging="360"/>
+        <w:ind w:left="4680" w:hanging="360"/>
       </w:pPr>
       <w:rPr>
         <w:rFonts w:ascii="Symbol" w:hAnsi="Symbol" w:hint="default"/>
@@ -3597,7 +3516,7 @@
       <w:lvlText w:val="o"/>
       <w:lvlJc w:val="left"/>
       <w:pPr>
-        <w:ind w:left="5760" w:hanging="360"/>
+        <w:ind w:left="5400" w:hanging="360"/>
       </w:pPr>
       <w:rPr>
         <w:rFonts w:ascii="Courier New" w:hAnsi="Courier New" w:cs="Courier New" w:hint="default"/>
@@ -3609,7 +3528,7 @@
       <w:lvlText w:val=""/>
       <w:lvlJc w:val="left"/>
       <w:pPr>
-        <w:ind w:left="6480" w:hanging="360"/>
+        <w:ind w:left="6120" w:hanging="360"/>
       </w:pPr>
       <w:rPr>
         <w:rFonts w:ascii="Wingdings" w:hAnsi="Wingdings" w:hint="default"/>
@@ -3899,7 +3818,7 @@
 </file>
 
 <file path=word/styles.xml><?xml version="1.0" encoding="utf-8"?>
-<w:styles xmlns:mc="http://schemas.openxmlformats.org/markup-compatibility/2006" xmlns:r="http://schemas.openxmlformats.org/officeDocument/2006/relationships" xmlns:w="http://schemas.openxmlformats.org/wordprocessingml/2006/main" xmlns:w14="http://schemas.microsoft.com/office/word/2010/wordml" xmlns:w15="http://schemas.microsoft.com/office/word/2012/wordml" mc:Ignorable="w14 w15">
+<w:styles xmlns:mc="http://schemas.openxmlformats.org/markup-compatibility/2006" xmlns:r="http://schemas.openxmlformats.org/officeDocument/2006/relationships" xmlns:w="http://schemas.openxmlformats.org/wordprocessingml/2006/main" xmlns:w14="http://schemas.microsoft.com/office/word/2010/wordml" xmlns:w15="http://schemas.microsoft.com/office/word/2012/wordml" xmlns:w16cex="http://schemas.microsoft.com/office/word/2018/wordml/cex" xmlns:w16cid="http://schemas.microsoft.com/office/word/2016/wordml/cid" xmlns:w16="http://schemas.microsoft.com/office/word/2018/wordml" xmlns:w16sdtdh="http://schemas.microsoft.com/office/word/2020/wordml/sdtdatahash" xmlns:w16se="http://schemas.microsoft.com/office/word/2015/wordml/symex" mc:Ignorable="w14 w15 w16se w16cid w16 w16cex w16sdtdh">
   <w:docDefaults>
     <w:rPrDefault>
       <w:rPr>
@@ -3915,7 +3834,7 @@
       </w:pPr>
     </w:pPrDefault>
   </w:docDefaults>
-  <w:latentStyles w:defLockedState="0" w:defUIPriority="99" w:defSemiHidden="0" w:defUnhideWhenUsed="0" w:defQFormat="0" w:count="371">
+  <w:latentStyles w:defLockedState="0" w:defUIPriority="99" w:defSemiHidden="0" w:defUnhideWhenUsed="0" w:defQFormat="0" w:count="376">
     <w:lsdException w:name="Normal" w:uiPriority="0" w:qFormat="1"/>
     <w:lsdException w:name="heading 1" w:uiPriority="9" w:qFormat="1"/>
     <w:lsdException w:name="heading 2" w:semiHidden="1" w:uiPriority="9" w:unhideWhenUsed="1" w:qFormat="1"/>
@@ -4021,7 +3940,6 @@
     <w:lsdException w:name="HTML Sample" w:semiHidden="1" w:unhideWhenUsed="1"/>
     <w:lsdException w:name="HTML Typewriter" w:semiHidden="1" w:unhideWhenUsed="1"/>
     <w:lsdException w:name="HTML Variable" w:semiHidden="1" w:unhideWhenUsed="1"/>
-    <w:lsdException w:name="Normal Table" w:semiHidden="1" w:unhideWhenUsed="1"/>
     <w:lsdException w:name="annotation subject" w:semiHidden="1" w:unhideWhenUsed="1"/>
     <w:lsdException w:name="No List" w:semiHidden="1" w:unhideWhenUsed="1"/>
     <w:lsdException w:name="Outline List 1" w:semiHidden="1" w:unhideWhenUsed="1"/>
@@ -4064,11 +3982,8 @@
     <w:lsdException w:name="Table Contemporary" w:semiHidden="1" w:unhideWhenUsed="1"/>
     <w:lsdException w:name="Table Elegant" w:semiHidden="1" w:unhideWhenUsed="1"/>
     <w:lsdException w:name="Table Professional" w:semiHidden="1" w:unhideWhenUsed="1"/>
-    <w:lsdException w:name="Table Subtle 1" w:semiHidden="1" w:unhideWhenUsed="1"/>
     <w:lsdException w:name="Table Subtle 2" w:semiHidden="1" w:unhideWhenUsed="1"/>
     <w:lsdException w:name="Table Web 1" w:semiHidden="1" w:unhideWhenUsed="1"/>
-    <w:lsdException w:name="Table Web 2" w:semiHidden="1" w:unhideWhenUsed="1"/>
-    <w:lsdException w:name="Table Web 3" w:semiHidden="1" w:unhideWhenUsed="1"/>
     <w:lsdException w:name="Balloon Text" w:semiHidden="1" w:unhideWhenUsed="1"/>
     <w:lsdException w:name="Table Grid" w:uiPriority="0"/>
     <w:lsdException w:name="Table Theme" w:semiHidden="1" w:unhideWhenUsed="1"/>
@@ -4287,6 +4202,11 @@
     <w:lsdException w:name="List Table 5 Dark Accent 6" w:uiPriority="50"/>
     <w:lsdException w:name="List Table 6 Colorful Accent 6" w:uiPriority="51"/>
     <w:lsdException w:name="List Table 7 Colorful Accent 6" w:uiPriority="52"/>
+    <w:lsdException w:name="Mention" w:semiHidden="1" w:unhideWhenUsed="1"/>
+    <w:lsdException w:name="Smart Hyperlink" w:semiHidden="1" w:unhideWhenUsed="1"/>
+    <w:lsdException w:name="Hashtag" w:semiHidden="1" w:unhideWhenUsed="1"/>
+    <w:lsdException w:name="Unresolved Mention" w:semiHidden="1" w:unhideWhenUsed="1"/>
+    <w:lsdException w:name="Smart Link" w:semiHidden="1" w:unhideWhenUsed="1"/>
   </w:latentStyles>
   <w:style w:type="paragraph" w:default="1" w:styleId="Standard">
     <w:name w:val="Normal"/>
@@ -4605,8 +4525,8 @@
       <w:lang w:val="de-DE" w:eastAsia="de-DE"/>
     </w:rPr>
   </w:style>
-  <w:style w:type="character" w:customStyle="1" w:styleId="UnresolvedMention">
-    <w:name w:val="Unresolved Mention"/>
+  <w:style w:type="character" w:customStyle="1" w:styleId="NichtaufgelsteErwhnung1">
+    <w:name w:val="Nicht aufgelöste Erwähnung1"/>
     <w:basedOn w:val="Absatz-Standardschriftart"/>
     <w:uiPriority w:val="99"/>
     <w:semiHidden/>
